--- a/LANGGRAPH_STUDY_GUIDE.docx
+++ b/LANGGRAPH_STUDY_GUIDE.docx
@@ -94,6 +94,14 @@
       </w:pPr>
       <w:r>
         <w:t>`Part2/2_Chatworkflow.ipynb`</w:t>
+      </w:r>
+    </w:p>
+    <w:p>
+      <w:pPr>
+        <w:pStyle w:val="ListBullet"/>
+      </w:pPr>
+      <w:r>
+        <w:t>`Part2/3_MemoryPersist.ipynb`</w:t>
       </w:r>
     </w:p>
     <w:p/>
@@ -289,6 +297,19 @@
           <w:i/>
         </w:rPr>
         <w:t>Short version: persist state + isolate thread state.</w:t>
+      </w:r>
+    </w:p>
+    <w:p>
+      <w:r>
+        <w:t>&gt;</w:t>
+      </w:r>
+    </w:p>
+    <w:p>
+      <w:r>
+        <w:rPr>
+          <w:i/>
+        </w:rPr>
+        <w:t>Final rule: Persist state when memory is needed, and use a unique `thread_id` for every separate conversation or workflow instance.</w:t>
       </w:r>
     </w:p>
     <w:p/>
@@ -4593,6 +4614,556 @@
     <w:p>
       <w:r>
         <w:t>In LangGraph, persistence is usually done with a checkpointer.</w:t>
+      </w:r>
+    </w:p>
+    <w:p/>
+    <w:p>
+      <w:pPr>
+        <w:pStyle w:val="Heading3"/>
+        <w:jc w:val="left"/>
+      </w:pPr>
+      <w:r>
+        <w:t>🚀 Part2/3_MemoryPersist notebook focus</w:t>
+      </w:r>
+    </w:p>
+    <w:p/>
+    <w:p>
+      <w:r>
+        <w:t>This notebook is about one of the most important LangGraph ideas: memory between runs.</w:t>
+      </w:r>
+    </w:p>
+    <w:p/>
+    <w:p>
+      <w:r>
+        <w:rPr>
+          <w:i/>
+        </w:rPr>
+        <w:t>A workflow is not just a sequence of nodes. It is also a stateful system that can remember past steps and continue later.</w:t>
+      </w:r>
+    </w:p>
+    <w:p/>
+    <w:p>
+      <w:pPr>
+        <w:pStyle w:val="Heading3"/>
+        <w:jc w:val="left"/>
+      </w:pPr>
+      <w:r>
+        <w:t>Core concepts in this notebook</w:t>
+      </w:r>
+    </w:p>
+    <w:p/>
+    <w:p>
+      <w:pPr>
+        <w:pStyle w:val="ListBullet"/>
+      </w:pPr>
+      <w:r>
+        <w:t>`InMemorySaver` creates a short-lived checkpointer that stores state in RAM.</w:t>
+      </w:r>
+    </w:p>
+    <w:p>
+      <w:pPr>
+        <w:pStyle w:val="ListBullet"/>
+      </w:pPr>
+      <w:r>
+        <w:t>`graph.compile(checkpointer=checkpointer)` turns the graph into a stateful workflow.</w:t>
+      </w:r>
+    </w:p>
+    <w:p>
+      <w:pPr>
+        <w:pStyle w:val="ListBullet"/>
+      </w:pPr>
+      <w:r>
+        <w:t>`config = {"configurable": {"thread_id": "1"}}` gives the workflow a stable conversation identity.</w:t>
+      </w:r>
+    </w:p>
+    <w:p>
+      <w:pPr>
+        <w:pStyle w:val="ListBullet"/>
+      </w:pPr>
+      <w:r>
+        <w:t>`workflow.invoke(..., config=config)` resumes or continues the same thread.</w:t>
+      </w:r>
+    </w:p>
+    <w:p>
+      <w:pPr>
+        <w:pStyle w:val="ListBullet"/>
+      </w:pPr>
+      <w:r>
+        <w:t>`workflow.get_state(config)` returns the latest checkpoint for that thread.</w:t>
+      </w:r>
+    </w:p>
+    <w:p>
+      <w:pPr>
+        <w:pStyle w:val="ListBullet"/>
+      </w:pPr>
+      <w:r>
+        <w:t>`list(workflow.get_state_history(config))` returns the full timeline of saved states.</w:t>
+      </w:r>
+    </w:p>
+    <w:p>
+      <w:pPr>
+        <w:pStyle w:val="ListBullet"/>
+      </w:pPr>
+      <w:r>
+        <w:t>Different `thread_id` values keep separate histories and avoid cross-user memory leakage.</w:t>
+      </w:r>
+    </w:p>
+    <w:p>
+      <w:pPr>
+        <w:pStyle w:val="ListBullet"/>
+      </w:pPr>
+      <w:r>
+        <w:t>The notebook introduces “time travel” by showing how a graph can inspect, fork, and resume from older checkpoints.</w:t>
+      </w:r>
+    </w:p>
+    <w:p/>
+    <w:p>
+      <w:pPr>
+        <w:pStyle w:val="Heading3"/>
+        <w:jc w:val="left"/>
+      </w:pPr>
+      <w:r>
+        <w:t>Why this matters in real applications</w:t>
+      </w:r>
+    </w:p>
+    <w:p/>
+    <w:p>
+      <w:pPr>
+        <w:pStyle w:val="ListBullet"/>
+      </w:pPr>
+      <w:r>
+        <w:t>A chatbot should remember previous messages.</w:t>
+      </w:r>
+    </w:p>
+    <w:p>
+      <w:pPr>
+        <w:pStyle w:val="ListBullet"/>
+      </w:pPr>
+      <w:r>
+        <w:t>A support workflow should keep the same customer state across retries.</w:t>
+      </w:r>
+    </w:p>
+    <w:p>
+      <w:pPr>
+        <w:pStyle w:val="ListBullet"/>
+      </w:pPr>
+      <w:r>
+        <w:t>A debugging pipeline should allow replay from a prior checkpoint.</w:t>
+      </w:r>
+    </w:p>
+    <w:p>
+      <w:pPr>
+        <w:pStyle w:val="ListBullet"/>
+      </w:pPr>
+      <w:r>
+        <w:t>A multi-user app must never mix one user’s state with another user’s thread.</w:t>
+      </w:r>
+    </w:p>
+    <w:p/>
+    <w:p>
+      <w:pPr>
+        <w:pStyle w:val="Heading3"/>
+        <w:jc w:val="left"/>
+      </w:pPr>
+      <w:r>
+        <w:t>Memory and thread model</w:t>
+      </w:r>
+    </w:p>
+    <w:p/>
+    <w:p>
+      <w:pPr>
+        <w:ind w:left="0"/>
+        <w:jc w:val="left"/>
+      </w:pPr>
+      <w:r>
+        <w:rPr>
+          <w:rFonts w:ascii="Consolas" w:hAnsi="Consolas"/>
+          <w:sz w:val="32"/>
+        </w:rPr>
+        <w:t>Same thread_id  ------------------&gt; same conversation / same memory timeline</w:t>
+        <w:br/>
+        <w:t>Different thread_id  --------------&gt; separate conversation / separate memory</w:t>
+      </w:r>
+    </w:p>
+    <w:p/>
+    <w:p>
+      <w:pPr>
+        <w:pStyle w:val="Heading3"/>
+        <w:jc w:val="left"/>
+      </w:pPr>
+      <w:r>
+        <w:t>Advanced checkpoint flow</w:t>
+      </w:r>
+    </w:p>
+    <w:p/>
+    <w:p>
+      <w:pPr>
+        <w:ind w:left="0"/>
+        <w:jc w:val="left"/>
+      </w:pPr>
+      <w:r>
+        <w:rPr>
+          <w:rFonts w:ascii="Consolas" w:hAnsi="Consolas"/>
+          <w:sz w:val="32"/>
+        </w:rPr>
+        <w:t>thread_id = "1"</w:t>
+        <w:br/>
+        <w:t xml:space="preserve">      |</w:t>
+        <w:br/>
+        <w:t xml:space="preserve">      v</w:t>
+        <w:br/>
+        <w:t>workflow.invoke({"topic": "programming"}, config=config)</w:t>
+        <w:br/>
+        <w:t xml:space="preserve">      |</w:t>
+        <w:br/>
+        <w:t xml:space="preserve">      v</w:t>
+        <w:br/>
+        <w:t>InMemorySaver checkpoint</w:t>
+        <w:br/>
+        <w:t xml:space="preserve">      |</w:t>
+        <w:br/>
+        <w:t xml:space="preserve">      +--&gt; latest state ------------------&gt; workflow.get_state(config)</w:t>
+        <w:br/>
+        <w:t xml:space="preserve">      |</w:t>
+        <w:br/>
+        <w:t xml:space="preserve">      +--&gt; saved history ----------------&gt; workflow.get_state_history(config)</w:t>
+        <w:br/>
+        <w:t xml:space="preserve">      |</w:t>
+        <w:br/>
+        <w:t xml:space="preserve">      +--&gt; prior checkpoint -------------&gt; time travel + fork + resume</w:t>
+      </w:r>
+    </w:p>
+    <w:p/>
+    <w:p>
+      <w:pPr>
+        <w:pStyle w:val="Heading3"/>
+        <w:jc w:val="left"/>
+      </w:pPr>
+      <w:r>
+        <w:t>What makes this notebook important</w:t>
+      </w:r>
+    </w:p>
+    <w:p/>
+    <w:p>
+      <w:r>
+        <w:t>This notebook introduces the difference between:</w:t>
+      </w:r>
+    </w:p>
+    <w:p/>
+    <w:p>
+      <w:pPr>
+        <w:pStyle w:val="ListBullet"/>
+      </w:pPr>
+      <w:r>
+        <w:t>stateless workflow: starts fresh every time</w:t>
+      </w:r>
+    </w:p>
+    <w:p>
+      <w:pPr>
+        <w:pStyle w:val="ListBullet"/>
+      </w:pPr>
+      <w:r>
+        <w:t>stateful workflow: remembers the previous run</w:t>
+      </w:r>
+    </w:p>
+    <w:p>
+      <w:pPr>
+        <w:pStyle w:val="ListBullet"/>
+      </w:pPr>
+      <w:r>
+        <w:t>checkpointed workflow: stores snapshots and can revisit them</w:t>
+      </w:r>
+    </w:p>
+    <w:p/>
+    <w:p>
+      <w:r>
+        <w:t>A real-world support bot is a perfect example:</w:t>
+      </w:r>
+    </w:p>
+    <w:p/>
+    <w:p>
+      <w:pPr>
+        <w:pStyle w:val="ListBullet"/>
+      </w:pPr>
+      <w:r>
+        <w:t>User A asks about billing.</w:t>
+      </w:r>
+    </w:p>
+    <w:p>
+      <w:pPr>
+        <w:pStyle w:val="ListBullet"/>
+      </w:pPr>
+      <w:r>
+        <w:t>User B asks about password reset.</w:t>
+      </w:r>
+    </w:p>
+    <w:p>
+      <w:pPr>
+        <w:pStyle w:val="ListBullet"/>
+      </w:pPr>
+      <w:r>
+        <w:t>Both are using the same app.</w:t>
+      </w:r>
+    </w:p>
+    <w:p>
+      <w:pPr>
+        <w:pStyle w:val="ListBullet"/>
+      </w:pPr>
+      <w:r>
+        <w:t>If they share one state, the app becomes confused.</w:t>
+      </w:r>
+    </w:p>
+    <w:p>
+      <w:pPr>
+        <w:pStyle w:val="ListBullet"/>
+      </w:pPr>
+      <w:r>
+        <w:t>With `thread_id`, each conversation keeps its own checkpoint history.</w:t>
+      </w:r>
+    </w:p>
+    <w:p/>
+    <w:p>
+      <w:pPr>
+        <w:pStyle w:val="Heading3"/>
+        <w:jc w:val="left"/>
+      </w:pPr>
+      <w:r>
+        <w:t>Time travel scenario</w:t>
+      </w:r>
+    </w:p>
+    <w:p/>
+    <w:p>
+      <w:r>
+        <w:t>A checkpoint is a saved moment in a workflow. It can be used to:</w:t>
+      </w:r>
+    </w:p>
+    <w:p/>
+    <w:p>
+      <w:pPr>
+        <w:pStyle w:val="ListBullet"/>
+      </w:pPr>
+      <w:r>
+        <w:t>inspect what state existed before a node ran</w:t>
+      </w:r>
+    </w:p>
+    <w:p>
+      <w:pPr>
+        <w:pStyle w:val="ListBullet"/>
+      </w:pPr>
+      <w:r>
+        <w:t>debug the exact state that caused a bug</w:t>
+      </w:r>
+    </w:p>
+    <w:p>
+      <w:pPr>
+        <w:pStyle w:val="ListBullet"/>
+      </w:pPr>
+      <w:r>
+        <w:t>retry a node with a changed value</w:t>
+      </w:r>
+    </w:p>
+    <w:p>
+      <w:pPr>
+        <w:pStyle w:val="ListBullet"/>
+      </w:pPr>
+      <w:r>
+        <w:t>compare different branches without losing the original</w:t>
+      </w:r>
+    </w:p>
+    <w:p/>
+    <w:p>
+      <w:r>
+        <w:t>Example idea:</w:t>
+      </w:r>
+    </w:p>
+    <w:p/>
+    <w:p>
+      <w:pPr>
+        <w:ind w:left="0"/>
+        <w:jc w:val="left"/>
+      </w:pPr>
+      <w:r>
+        <w:rPr>
+          <w:rFonts w:ascii="Consolas" w:hAnsi="Consolas"/>
+          <w:sz w:val="32"/>
+        </w:rPr>
+        <w:t>history = list(workflow.get_state_history(config))</w:t>
+        <w:br/>
+        <w:t>checkpoint = next(</w:t>
+        <w:br/>
+        <w:t xml:space="preserve">    (snapshot for snapshot in history if "joke" in snapshot.next),</w:t>
+        <w:br/>
+        <w:t xml:space="preserve">    None,</w:t>
+        <w:br/>
+        <w:t>)</w:t>
+      </w:r>
+    </w:p>
+    <w:p/>
+    <w:p>
+      <w:r>
+        <w:t>This means:</w:t>
+      </w:r>
+    </w:p>
+    <w:p/>
+    <w:p>
+      <w:pPr>
+        <w:pStyle w:val="ListBullet"/>
+      </w:pPr>
+      <w:r>
+        <w:t>find the state right before the `joke` node executes</w:t>
+      </w:r>
+    </w:p>
+    <w:p>
+      <w:pPr>
+        <w:pStyle w:val="ListBullet"/>
+      </w:pPr>
+      <w:r>
+        <w:t>copy that checkpoint</w:t>
+      </w:r>
+    </w:p>
+    <w:p>
+      <w:pPr>
+        <w:pStyle w:val="ListBullet"/>
+      </w:pPr>
+      <w:r>
+        <w:t>update the topic</w:t>
+      </w:r>
+    </w:p>
+    <w:p>
+      <w:pPr>
+        <w:pStyle w:val="ListBullet"/>
+      </w:pPr>
+      <w:r>
+        <w:t>resume from that exact point</w:t>
+      </w:r>
+    </w:p>
+    <w:p/>
+    <w:p>
+      <w:r>
+        <w:t>That is the essence of time travel in LangGraph.</w:t>
+      </w:r>
+    </w:p>
+    <w:p/>
+    <w:p>
+      <w:pPr>
+        <w:pStyle w:val="Heading3"/>
+        <w:jc w:val="left"/>
+      </w:pPr>
+      <w:r>
+        <w:t>Advanced execution scenarios</w:t>
+      </w:r>
+    </w:p>
+    <w:p/>
+    <w:p>
+      <w:r>
+        <w:t>1. Retry logic</w:t>
+      </w:r>
+    </w:p>
+    <w:p>
+      <w:pPr>
+        <w:pStyle w:val="ListBullet"/>
+      </w:pPr>
+      <w:r>
+        <w:t>A node fails due to a temporary API issue.</w:t>
+      </w:r>
+    </w:p>
+    <w:p>
+      <w:pPr>
+        <w:pStyle w:val="ListBullet"/>
+      </w:pPr>
+      <w:r>
+        <w:t>You recover from the previous checkpoint and rerun.</w:t>
+      </w:r>
+    </w:p>
+    <w:p/>
+    <w:p>
+      <w:r>
+        <w:t>2. A/B prompt testing</w:t>
+      </w:r>
+    </w:p>
+    <w:p>
+      <w:pPr>
+        <w:pStyle w:val="ListBullet"/>
+      </w:pPr>
+      <w:r>
+        <w:t>One branch continues with the original topic.</w:t>
+      </w:r>
+    </w:p>
+    <w:p>
+      <w:pPr>
+        <w:pStyle w:val="ListBullet"/>
+      </w:pPr>
+      <w:r>
+        <w:t>Another uses a new topic or reformulated prompt.</w:t>
+      </w:r>
+    </w:p>
+    <w:p/>
+    <w:p>
+      <w:r>
+        <w:t>3. Multi-user safety</w:t>
+      </w:r>
+    </w:p>
+    <w:p>
+      <w:pPr>
+        <w:pStyle w:val="ListBullet"/>
+      </w:pPr>
+      <w:r>
+        <w:t>Each thread stays isolated.</w:t>
+      </w:r>
+    </w:p>
+    <w:p>
+      <w:pPr>
+        <w:pStyle w:val="ListBullet"/>
+      </w:pPr>
+      <w:r>
+        <w:t>One consumer cannot see another consumer’s workflow state.</w:t>
+      </w:r>
+    </w:p>
+    <w:p/>
+    <w:p>
+      <w:r>
+        <w:t>4. Conversation continuity</w:t>
+      </w:r>
+    </w:p>
+    <w:p>
+      <w:pPr>
+        <w:pStyle w:val="ListBullet"/>
+      </w:pPr>
+      <w:r>
+        <w:t>A user continues a conversation after a page refresh or restart.</w:t>
+      </w:r>
+    </w:p>
+    <w:p/>
+    <w:p>
+      <w:r>
+        <w:t>5. Debugging and audit trails</w:t>
+      </w:r>
+    </w:p>
+    <w:p>
+      <w:pPr>
+        <w:pStyle w:val="ListBullet"/>
+      </w:pPr>
+      <w:r>
+        <w:t>Every saved checkpoint becomes a historical record of the workflow.</w:t>
+      </w:r>
+    </w:p>
+    <w:p/>
+    <w:p>
+      <w:pPr>
+        <w:pStyle w:val="Heading3"/>
+        <w:jc w:val="left"/>
+      </w:pPr>
+      <w:r>
+        <w:t>Golden rule</w:t>
+      </w:r>
+    </w:p>
+    <w:p/>
+    <w:p>
+      <w:r>
+        <w:rPr>
+          <w:i/>
+        </w:rPr>
+        <w:t>Persist state when memory matters. Separate memory with `thread_id` when multiple users or workflows run at the same time.</w:t>
       </w:r>
     </w:p>
     <w:p/>
